--- a/ru/discovery-articles/6.8 Всемирная паутина.docx
+++ b/ru/discovery-articles/6.8 Всемирная паутина.docx
@@ -4,13 +4,20 @@
   <w:body>
     <w:p>
       <w:pPr>
-        <w:spacing w:before="0" w:after="80"/>
+        <w:pStyle w:val="Title"/>
+        <w:widowControl/>
+      </w:pPr>
+      <w:r>
+        <w:t>6.8 Всемирная паутина</w:t>
+      </w:r>
+    </w:p>
+    <w:p>
+      <w:pPr>
+        <w:keepNext/>
+        <w:widowControl/>
       </w:pPr>
       <w:r>
         <w:rPr>
-          <w:rFonts w:ascii="Calibri" w:hAnsi="Calibri" w:cs="Calibri"/>
-          <w:b/>
-          <w:color w:val="2E74B5"/>
           <w:sz w:val="20"/>
         </w:rPr>
         <w:t>6. Цифровые технологии, космос и связь</w:t>
@@ -19,121 +26,81 @@
     <w:p>
       <w:pPr>
         <w:keepNext/>
-        <w:spacing w:before="0" w:after="120"/>
+        <w:widowControl/>
       </w:pPr>
       <w:r>
         <w:rPr>
-          <w:rFonts w:ascii="Calibri" w:hAnsi="Calibri" w:cs="Calibri"/>
-          <w:b/>
-          <w:color w:val="0B2545"/>
-          <w:sz w:val="48"/>
+          <w:sz w:val="20"/>
         </w:rPr>
-        <w:t>6.8 Всемирная паутина</w:t>
+        <w:t>Период: 1989–1991 годы — предложение и первая реализация; 1993 год — браузер Mosaic и массовое принятие | Основные участники: Тим Бернерс-Ли, Робер Кайо, Марк Андриссен, Mosaic</w:t>
       </w:r>
     </w:p>
     <w:p>
       <w:pPr>
-        <w:spacing w:before="0" w:after="200" w:line="276" w:lineRule="auto"/>
+        <w:widowControl/>
       </w:pPr>
       <w:r>
-        <w:rPr>
-          <w:rFonts w:ascii="Calibri" w:hAnsi="Calibri" w:cs="Calibri"/>
-          <w:i/>
-          <w:color w:val="666666"/>
-          <w:sz w:val="21"/>
-        </w:rPr>
-        <w:t>Период: 1989–1991 годы — идея и первая реализация; 1993 год — браузер Mosaic и массовое распространение | Ключевые фигуры: Тим Бернерс-Ли; Робер Кайо; Марк Андриссен — браузер Mosaic</w:t>
-      </w:r>
-    </w:p>
-    <w:p>
-      <w:pPr>
-        <w:spacing w:before="0" w:after="200" w:line="300" w:lineRule="auto"/>
-      </w:pPr>
-      <w:r>
-        <w:rPr>
-          <w:rFonts w:ascii="Calibri" w:hAnsi="Calibri" w:cs="Calibri"/>
-          <w:color w:val="0B2545"/>
-          <w:sz w:val="23"/>
-        </w:rPr>
-        <w:t>Всемирная паутина — это система связанных между собой документов и приложений, которые открываются в браузере. Созданная в ЦЕРНе, она сделала интернет удобным для чтения, публикации и обмена информацией.</w:t>
+        <w:t>Всемирная паутина, или веб, — связанные документы и приложения, открываемые браузером. Созданная в ЦЕРН, она сделала интернет удобным для обычного чтения, публикации и обмена.</w:t>
       </w:r>
     </w:p>
     <w:p>
       <w:pPr>
         <w:pStyle w:val="Heading1"/>
+        <w:widowControl/>
       </w:pPr>
       <w:r>
-        <w:t>Ключевые факты</w:t>
+        <w:t>Кратко о главном</w:t>
       </w:r>
     </w:p>
     <w:p>
       <w:pPr>
-        <w:keepLines/>
-        <w:spacing w:after="80" w:line="300" w:lineRule="auto"/>
-        <w:numPr>
-          <w:ilvl w:val="0"/>
-          <w:numId w:val="10"/>
-        </w:numPr>
+        <w:pStyle w:val="ListBullet"/>
+        <w:widowControl/>
       </w:pPr>
       <w:r>
-        <w:t>Тим Бернерс-Ли предложил проект Всемирной паутины в ЦЕРНе в 1989 году.</w:t>
+        <w:t>Бернерс-Ли предложил веб в ЦЕРН в 1989 году.</w:t>
       </w:r>
     </w:p>
     <w:p>
       <w:pPr>
-        <w:keepLines/>
-        <w:spacing w:after="80" w:line="300" w:lineRule="auto"/>
-        <w:numPr>
-          <w:ilvl w:val="0"/>
-          <w:numId w:val="10"/>
-        </w:numPr>
+        <w:pStyle w:val="ListBullet"/>
+        <w:widowControl/>
       </w:pPr>
       <w:r>
-        <w:t>Первый веб-сайт заработал в 1991 году.</w:t>
+        <w:t>Первый сайт появился онлайн в 1991 году.</w:t>
       </w:r>
     </w:p>
     <w:p>
       <w:pPr>
-        <w:keepLines/>
-        <w:spacing w:after="80" w:line="300" w:lineRule="auto"/>
-        <w:numPr>
-          <w:ilvl w:val="0"/>
-          <w:numId w:val="10"/>
-        </w:numPr>
+        <w:pStyle w:val="ListBullet"/>
+        <w:widowControl/>
       </w:pPr>
       <w:r>
-        <w:t>Три основы Всемирной паутины — HTML, HTTP и URL: страницы, правила обмена запросами и адреса.</w:t>
+        <w:t>HTML, HTTP и URL задают страницы, правила запросов и адреса.</w:t>
       </w:r>
     </w:p>
     <w:p>
       <w:pPr>
-        <w:keepLines/>
-        <w:spacing w:after="80" w:line="300" w:lineRule="auto"/>
-        <w:numPr>
-          <w:ilvl w:val="0"/>
-          <w:numId w:val="10"/>
-        </w:numPr>
+        <w:pStyle w:val="ListBullet"/>
+        <w:widowControl/>
       </w:pPr>
       <w:r>
-        <w:t>Бернерс-Ли добился свободного использования технологии без лицензионных отчислений.</w:t>
+        <w:t>Бернерс-Ли предоставил технологию без лицензионных отчислений.</w:t>
       </w:r>
     </w:p>
     <w:p>
       <w:pPr>
-        <w:keepLines/>
-        <w:spacing w:after="80" w:line="300" w:lineRule="auto"/>
-        <w:numPr>
-          <w:ilvl w:val="0"/>
-          <w:numId w:val="10"/>
-        </w:numPr>
+        <w:pStyle w:val="ListBullet"/>
+        <w:widowControl/>
       </w:pPr>
       <w:r>
-        <w:t>Браузеры Mosaic и Netscape сделали Всемирную паутину массовой.</w:t>
+        <w:t>Mosaic и Netscape помогли массовой популярности.</w:t>
       </w:r>
     </w:p>
     <w:p>
       <w:pPr>
         <w:pStyle w:val="Heading1"/>
+        <w:widowControl/>
       </w:pPr>
       <w:r>
         <w:t>Что это такое</w:t>
@@ -141,143 +108,101 @@
     </w:p>
     <w:p>
       <w:pPr>
-        <w:keepLines w:val="0"/>
+        <w:widowControl/>
       </w:pPr>
       <w:r>
-        <w:t>Всемирная паутина, или веб, позволяет публиковать и просматривать информацию в интернете с помощью гипертекста — страниц со ссылками на другие страницы. URL задаёт адрес, HTTP определяет порядок запросов и ответов, а HTML описывает содержимое страницы. Браузер запрашивает страницу и показывает её пользователю.</w:t>
-      </w:r>
-    </w:p>
-    <w:p>
-      <w:pPr>
-        <w:keepLines w:val="0"/>
-      </w:pPr>
-      <w:r>
-        <w:t>Если интернет представить сетью дорог, то веб — это расположенные вдоль них магазины и библиотеки. В повседневной речи эти понятия часто смешивают, хотя они означают не одно и то же.</w:t>
+        <w:t>Во Всемирной паутине информацию публикуют и просматривают с помощью гипертекста — страниц, связанных ссылками. URL, унифицированный указатель ресурса, задаёт адрес; HTTP, протокол передачи гипертекста, — запрос и ответ; HTML, язык гипертекстовой разметки, — описание страницы. Браузер получает и отображает её. Интернет можно представить дорогами, веб — магазинами и библиотеками вдоль них. В быту понятия смешивают, но они различны.</w:t>
       </w:r>
     </w:p>
     <w:p>
       <w:pPr>
         <w:pStyle w:val="Heading1"/>
+        <w:widowControl/>
       </w:pPr>
       <w:r>
-        <w:t>Кто это открыл или изобрёл</w:t>
+        <w:t>Кто открыл или изобрёл</w:t>
       </w:r>
     </w:p>
     <w:p>
       <w:pPr>
-        <w:keepLines w:val="0"/>
+        <w:widowControl/>
       </w:pPr>
       <w:r>
-        <w:t>В 1989 году британский программист Тим Бернерс-Ли, работавший в Европейской организации по ядерным исследованиям ЦЕРН, изложил идею веба. Вместе с коллегами, среди которых был Робер Кайо, он создал первый браузер и первый сервер. В 1991 году появился сайт, объяснявший устройство самого проекта.</w:t>
-      </w:r>
-    </w:p>
-    <w:p>
-      <w:pPr>
-        <w:keepLines w:val="0"/>
-      </w:pPr>
-      <w:r>
-        <w:t>Бернерс-Ли настоял, чтобы протоколы оставались открытыми и не облагались лицензионными отчислениями. В 1993 году Mosaic, а затем Netscape сделали веб наглядным и удобным для широкой аудитории. Решение открыть технологию миру стало неотъемлемой частью изобретения.</w:t>
+        <w:t>Британский специалист Бернерс-Ли в европейской физической лаборатории ЦЕРН написал предложение в 1989 году и с коллегами, включая Кайо, создал первые браузер и сервер. Сайт 1991 года объяснял сам проект. Он настаивал на открытых протоколах без отчислений. Mosaic 1993 года, затем Netscape принесли графику и удобство широкой публике. Решение делиться стало частью изобретения.</w:t>
       </w:r>
     </w:p>
     <w:p>
       <w:pPr>
         <w:pStyle w:val="Heading1"/>
+        <w:widowControl/>
       </w:pPr>
       <w:r>
-        <w:t>Когда и как это появилось</w:t>
+        <w:t>Когда и как появилось</w:t>
       </w:r>
     </w:p>
     <w:p>
       <w:pPr>
-        <w:keepLines w:val="0"/>
+        <w:widowControl/>
       </w:pPr>
       <w:r>
-        <w:t>Физикам ЦЕРНа нужно было обмениваться научными работами и справочными данными между странами и несовместимыми компьютерами. К концу 1980-х интернет уже достаточно развился, персональные рабочие станции стали привычными, а культура открытой науки благоприятствовала обмену знаниями.</w:t>
-      </w:r>
-    </w:p>
-    <w:p>
-      <w:pPr>
-        <w:keepLines w:val="0"/>
-      </w:pPr>
-      <w:r>
-        <w:t>К середине 1990-х компании наперегонки открывали сайты. Менее чем за десять лет идея из служебной записки превратилась в новое глобальное средство массовой информации.</w:t>
+        <w:t>Физикам ЦЕРН, Европейской организации по ядерным исследованиям, нужно было обмениваться статьями и телефонными списками между странами и разными компьютерами. Интернет уже созрел, рабочие станции распространились, помогала культура открытой науки. К середине 1990-х бизнес устремился в сеть. Лабораторная записка меньше чем за десятилетие превратилась в мировой медиаканал.</w:t>
       </w:r>
     </w:p>
     <w:p>
       <w:pPr>
         <w:pStyle w:val="Heading1"/>
+        <w:widowControl/>
       </w:pPr>
       <w:r>
-        <w:t>Научное значение</w:t>
+        <w:t>Значение для науки</w:t>
       </w:r>
     </w:p>
     <w:p>
       <w:pPr>
-        <w:keepLines w:val="0"/>
+        <w:widowControl/>
       </w:pPr>
       <w:r>
-        <w:t>Всемирная паутина сделала запутанный интернет обозримым с помощью одной простой идеи — ссылки. Она дала универсальный интерфейс базам данных, магазинам и газетам. Консорциум Всемирной паутины W3C занялся поддержанием единых открытых стандартов.</w:t>
-      </w:r>
-    </w:p>
-    <w:p>
-      <w:pPr>
-        <w:keepLines w:val="0"/>
-      </w:pPr>
-      <w:r>
-        <w:t>Доступность для людей с разными возможностями, безопасность и сочетание документов с интерактивными приложениями стали новыми инженерными и научными задачами. Веб одновременно служит библиотекой и программной платформой.</w:t>
+        <w:t>Одна идея — ссылка — сделала запутанный интернет удобным для переходов. Возник общий интерфейс баз данных, магазинов и газет. Консорциум Всемирной паутины, W3C, стремился сохранять единый язык. Следом пришли задачи доступности, безопасности и сочетания документов с приложениями. Веб — одновременно библиотека и программная платформа.</w:t>
       </w:r>
     </w:p>
     <w:p>
       <w:pPr>
         <w:pStyle w:val="Heading1"/>
+        <w:widowControl/>
       </w:pPr>
       <w:r>
-        <w:t>Влияние на последующее развитие</w:t>
+        <w:t>Влияние на дальнейшее развитие</w:t>
       </w:r>
     </w:p>
     <w:p>
       <w:pPr>
-        <w:keepLines w:val="0"/>
+        <w:widowControl/>
       </w:pPr>
       <w:r>
-        <w:t>Поисковые системы, социальные сети и облачные приложения создаются как сайты или близкие к ним веб-приложения. Протокол HTTPS принёс обычным пользователям шифрование, а мобильные браузеры поместили Всемирную паутину в карман.</w:t>
-      </w:r>
-    </w:p>
-    <w:p>
-      <w:pPr>
-        <w:keepLines w:val="0"/>
-      </w:pPr>
-      <w:r>
-        <w:t>Некоторые сервисы возвели вокруг своих платформ закрытые стены, но под ними по-прежнему лежит открытый веб. Википедия и научные журналы в сети воплощают первоначальную надежду на свободный обмен знаниями.</w:t>
+        <w:t>Поиск, социальные сети и облачные программы строятся как сайты или похожие приложения. HTTPS, защищённый вариант протокола передачи гипертекста, добавил шифрование обычным пользователям. Мобильные браузеры перенесли веб в карман. Некоторые службы создали закрытые пространства, но открытая основа сохранилась. «Википедия» и научные журналы воплощают исходную надежду на общие знания.</w:t>
       </w:r>
     </w:p>
     <w:p>
       <w:pPr>
         <w:pStyle w:val="Heading1"/>
+        <w:widowControl/>
       </w:pPr>
       <w:r>
-        <w:t>Как это изменило жизнь людей</w:t>
+        <w:t>Как изменило жизнь людей</w:t>
       </w:r>
     </w:p>
     <w:p>
       <w:pPr>
-        <w:keepLines w:val="0"/>
+        <w:widowControl/>
       </w:pPr>
       <w:r>
-        <w:t>Обычный человек получил возможность публиковаться без типографии. Образование, торговля, дружба и новости обрели новые формы. Одновременно изменились реклама и слежка за пользователями, появились интерфейсы, которые подталкивают бесконечно листать страницы.</w:t>
-      </w:r>
-    </w:p>
-    <w:p>
-      <w:pPr>
-        <w:keepLines w:val="0"/>
-      </w:pPr>
-      <w:r>
-        <w:t>Общество обрело крупнейшую библиотеку в истории — и нескончаемый спор о том, кто и по каким правилам упорядочивает её содержимое. Для многих веб стал главным повседневным источником и знаний, и информационного шума.</w:t>
+        <w:t>Обычный человек смог публиковаться без печатного станка. Изменились образование, торговля, дружба и новости, а также реклама, отслеживание и приёмы удержания внимания. Общество получило крупнейшую библиотеку и постоянный спор о её устройстве. Для многих веб стал повседневным местом и учёбы, и информационного шума.</w:t>
       </w:r>
     </w:p>
     <w:p>
       <w:pPr>
         <w:pStyle w:val="Heading1"/>
+        <w:widowControl/>
       </w:pPr>
       <w:r>
         <w:t>Источники и литература</w:t>
@@ -286,124 +211,127 @@
     <w:p>
       <w:pPr>
         <w:pStyle w:val="Heading2"/>
+        <w:widowControl/>
       </w:pPr>
       <w:r>
-        <w:t>C. Материалы научных учреждений и энциклопедий</w:t>
+        <w:rPr>
+          <w:sz w:val="20"/>
+        </w:rPr>
+        <w:t>Материалы организаций и энциклопедии</w:t>
       </w:r>
     </w:p>
     <w:p>
       <w:pPr>
-        <w:keepLines/>
-        <w:spacing w:after="80" w:line="300" w:lineRule="auto"/>
-        <w:numPr>
-          <w:ilvl w:val="0"/>
-          <w:numId w:val="11"/>
-        </w:numPr>
+        <w:widowControl/>
       </w:pPr>
       <w:r>
-        <w:t xml:space="preserve">Encyclopaedia Britannica. «World Wide Web». </w:t>
+        <w:rPr>
+          <w:sz w:val="20"/>
+        </w:rPr>
+        <w:t xml:space="preserve">1. Encyclopaedia Britannica. 'World Wide Web.' </w:t>
       </w:r>
+      <w:hyperlink r:id="rId9">
+        <w:r>
+          <w:rPr>
+            <w:sz w:val="20"/>
+          </w:rPr>
+          <w:t>https://www.britannica.com/topic/World-Wide-Web</w:t>
+        </w:r>
+      </w:hyperlink>
       <w:r>
-        <w:t xml:space="preserve"> </w:t>
+        <w:rPr>
+          <w:sz w:val="20"/>
+        </w:rPr>
+      </w:r>
+    </w:p>
+    <w:p>
+      <w:pPr>
+        <w:widowControl/>
+      </w:pPr>
+      <w:r>
+        <w:rPr>
+          <w:sz w:val="20"/>
+        </w:rPr>
+        <w:t xml:space="preserve">2. CERN. 'The birth of the Web.' </w:t>
+      </w:r>
+      <w:hyperlink r:id="rId10">
+        <w:r>
+          <w:rPr>
+            <w:sz w:val="20"/>
+          </w:rPr>
+          <w:t>https://home.cern/science/computing/birth-web</w:t>
+        </w:r>
+      </w:hyperlink>
+      <w:r>
+        <w:rPr>
+          <w:sz w:val="20"/>
+        </w:rPr>
+      </w:r>
+    </w:p>
+    <w:p>
+      <w:pPr>
+        <w:widowControl/>
+      </w:pPr>
+      <w:r>
+        <w:rPr>
+          <w:sz w:val="20"/>
+        </w:rPr>
+        <w:t xml:space="preserve">3. The first website (CERN historic copy). </w:t>
       </w:r>
       <w:hyperlink r:id="rId11">
         <w:r>
           <w:rPr>
-            <w:color w:val="0563C1"/>
-            <w:u w:val="single"/>
+            <w:sz w:val="20"/>
           </w:rPr>
-          <w:t>https://www.britannica.com/topic/World-Wide-Web</w:t>
+          <w:t>http://info.cern.ch/hypertext/WWW/TheProject.html</w:t>
         </w:r>
       </w:hyperlink>
+      <w:r>
+        <w:rPr>
+          <w:sz w:val="20"/>
+        </w:rPr>
+      </w:r>
     </w:p>
     <w:p>
       <w:pPr>
-        <w:keepLines/>
-        <w:spacing w:after="80" w:line="300" w:lineRule="auto"/>
-        <w:numPr>
-          <w:ilvl w:val="0"/>
-          <w:numId w:val="11"/>
-        </w:numPr>
+        <w:pStyle w:val="Heading2"/>
+        <w:widowControl/>
       </w:pPr>
       <w:r>
-        <w:t xml:space="preserve">ЦЕРН. «The birth of the Web». </w:t>
+        <w:rPr>
+          <w:sz w:val="20"/>
+        </w:rPr>
+        <w:t>Профессиональные общества и организации по стандартизации</w:t>
       </w:r>
+    </w:p>
+    <w:p>
+      <w:pPr>
+        <w:widowControl/>
+      </w:pPr>
       <w:r>
-        <w:t xml:space="preserve"> </w:t>
+        <w:rPr>
+          <w:sz w:val="20"/>
+        </w:rPr>
+        <w:t xml:space="preserve">1. World Wide Web Consortium (W3C). </w:t>
       </w:r>
       <w:hyperlink r:id="rId12">
         <w:r>
           <w:rPr>
-            <w:color w:val="0563C1"/>
-            <w:u w:val="single"/>
-          </w:rPr>
-          <w:t>https://home.cern/science/computing/birth-web</w:t>
-        </w:r>
-      </w:hyperlink>
-    </w:p>
-    <w:p>
-      <w:pPr>
-        <w:keepLines/>
-        <w:spacing w:after="80" w:line="300" w:lineRule="auto"/>
-        <w:numPr>
-          <w:ilvl w:val="0"/>
-          <w:numId w:val="11"/>
-        </w:numPr>
-      </w:pPr>
-      <w:r>
-        <w:t xml:space="preserve">Первый веб-сайт — историческая копия ЦЕРНа. </w:t>
-      </w:r>
-      <w:r>
-        <w:t xml:space="preserve"> </w:t>
-      </w:r>
-      <w:hyperlink r:id="rId13">
-        <w:r>
-          <w:rPr>
-            <w:color w:val="0563C1"/>
-            <w:u w:val="single"/>
-          </w:rPr>
-          <w:t>http://info.cern.ch/hypertext/WWW/TheProject.html</w:t>
-        </w:r>
-      </w:hyperlink>
-    </w:p>
-    <w:p>
-      <w:pPr>
-        <w:pStyle w:val="Heading2"/>
-      </w:pPr>
-      <w:r>
-        <w:t>H. Профессиональные общества и органы стандартизации</w:t>
-      </w:r>
-    </w:p>
-    <w:p>
-      <w:pPr>
-        <w:keepLines/>
-        <w:spacing w:after="80" w:line="300" w:lineRule="auto"/>
-        <w:numPr>
-          <w:ilvl w:val="0"/>
-          <w:numId w:val="12"/>
-        </w:numPr>
-      </w:pPr>
-      <w:r>
-        <w:t xml:space="preserve">Консорциум Всемирной паутины (W3C). </w:t>
-      </w:r>
-      <w:r>
-        <w:t xml:space="preserve"> </w:t>
-      </w:r>
-      <w:hyperlink r:id="rId14">
-        <w:r>
-          <w:rPr>
-            <w:color w:val="0563C1"/>
-            <w:u w:val="single"/>
+            <w:sz w:val="20"/>
           </w:rPr>
           <w:t>https://www.w3.org/</w:t>
         </w:r>
       </w:hyperlink>
+      <w:r>
+        <w:rPr>
+          <w:sz w:val="20"/>
+        </w:rPr>
+      </w:r>
     </w:p>
     <w:sectPr>
-      <w:headerReference w:type="default" r:id="rId9"/>
-      <w:footerReference w:type="default" r:id="rId10"/>
-      <w:pgSz w:w="12240" w:h="15840"/>
-      <w:pgMar w:top="1440" w:right="1440" w:bottom="1440" w:left="1440" w:header="708" w:footer="708" w:gutter="0"/>
+      <w:footerReference w:type="default" r:id="rId13"/>
+      <w:pgSz w:w="11906" w:h="16838"/>
+      <w:pgMar w:top="1020" w:right="1134" w:bottom="1020" w:left="1134" w:header="720" w:footer="720" w:gutter="0"/>
       <w:cols w:space="720"/>
       <w:docGrid w:linePitch="360"/>
     </w:sectPr>
@@ -416,60 +344,11 @@
   <w:p>
     <w:pPr>
       <w:pStyle w:val="Footer"/>
-      <w:spacing w:before="0" w:after="0"/>
       <w:jc w:val="right"/>
     </w:pPr>
-    <w:r>
-      <w:rPr>
-        <w:rFonts w:ascii="Calibri" w:hAnsi="Calibri" w:cs="Calibri"/>
-        <w:color w:val="666666"/>
-        <w:sz w:val="18"/>
-      </w:rPr>
-      <w:t xml:space="preserve">Страница </w:t>
-    </w:r>
-    <w:r>
-      <w:rPr>
-        <w:rFonts w:ascii="Calibri" w:hAnsi="Calibri" w:cs="Calibri"/>
-        <w:color w:val="666666"/>
-        <w:sz w:val="18"/>
-      </w:rPr>
-      <w:fldChar w:fldCharType="begin"/>
-      <w:instrText xml:space="preserve"> PAGE </w:instrText>
-      <w:fldChar w:fldCharType="separate"/>
-      <w:t>1</w:t>
-      <w:fldChar w:fldCharType="end"/>
-    </w:r>
+    <w:fldSimple w:instr="PAGE"/>
   </w:p>
 </w:ftr>
-</file>
-
-<file path=word/header1.xml><?xml version="1.0" encoding="utf-8"?>
-<w:hdr xmlns:m="http://schemas.openxmlformats.org/officeDocument/2006/math" xmlns:mc="http://schemas.openxmlformats.org/markup-compatibility/2006" xmlns:mo="http://schemas.microsoft.com/office/mac/office/2008/main" xmlns:mv="urn:schemas-microsoft-com:mac:vml" xmlns:o="urn:schemas-microsoft-com:office:office" xmlns:r="http://schemas.openxmlformats.org/officeDocument/2006/relationships" xmlns:v="urn:schemas-microsoft-com:vml" xmlns:w10="urn:schemas-microsoft-com:office:word" xmlns:w14="http://schemas.microsoft.com/office/word/2010/wordml" xmlns:w="http://schemas.openxmlformats.org/wordprocessingml/2006/main" xmlns:wne="http://schemas.microsoft.com/office/word/2006/wordml" xmlns:wp14="http://schemas.microsoft.com/office/word/2010/wordprocessingDrawing" xmlns:wp="http://schemas.openxmlformats.org/drawingml/2006/wordprocessingDrawing" xmlns:wpc="http://schemas.microsoft.com/office/word/2010/wordprocessingCanvas" xmlns:wpg="http://schemas.microsoft.com/office/word/2010/wordprocessingGroup" xmlns:wpi="http://schemas.microsoft.com/office/word/2010/wordprocessingInk" xmlns:wps="http://schemas.microsoft.com/office/word/2010/wordprocessingShape" mc:Ignorable="w14 wp14">
-  <w:p>
-    <w:pPr>
-      <w:pStyle w:val="Header"/>
-      <w:spacing w:after="0"/>
-      <w:jc w:val="left"/>
-    </w:pPr>
-    <w:r>
-      <w:rPr>
-        <w:rFonts w:ascii="Calibri" w:hAnsi="Calibri" w:cs="Calibri"/>
-        <w:b/>
-        <w:color w:val="666666"/>
-        <w:sz w:val="18"/>
-      </w:rPr>
-      <w:t>Открытия и изобретения</w:t>
-    </w:r>
-    <w:r>
-      <w:rPr>
-        <w:rFonts w:ascii="Calibri" w:hAnsi="Calibri" w:cs="Calibri"/>
-        <w:color w:val="666666"/>
-        <w:sz w:val="18"/>
-      </w:rPr>
-      <w:t xml:space="preserve">    |    6. Цифровые технологии, космос и связь</w:t>
-    </w:r>
-  </w:p>
-</w:hdr>
 </file>
 
 <file path=word/numbering.xml><?xml version="1.0" encoding="utf-8"?>
@@ -672,60 +551,6 @@
   <w:num w:numId="9">
     <w:abstractNumId w:val="0"/>
   </w:num>
-  <w:abstractNum w:abstractNumId="9">
-    <w:multiLevelType w:val="singleLevel"/>
-    <w:lvl w:ilvl="0">
-      <w:start w:val="1"/>
-      <w:numFmt w:val="bullet"/>
-      <w:lvlText w:val="•"/>
-      <w:lvlJc w:val="left"/>
-      <w:pPr>
-        <w:tabs>
-          <w:tab w:val="num" w:pos="540"/>
-        </w:tabs>
-        <w:ind w:left="540" w:hanging="270"/>
-      </w:pPr>
-    </w:lvl>
-  </w:abstractNum>
-  <w:num w:numId="10">
-    <w:abstractNumId w:val="9"/>
-  </w:num>
-  <w:abstractNum w:abstractNumId="10">
-    <w:multiLevelType w:val="singleLevel"/>
-    <w:lvl w:ilvl="0">
-      <w:start w:val="1"/>
-      <w:numFmt w:val="decimal"/>
-      <w:lvlText w:val="%1."/>
-      <w:lvlJc w:val="left"/>
-      <w:pPr>
-        <w:tabs>
-          <w:tab w:val="num" w:pos="540"/>
-        </w:tabs>
-        <w:ind w:left="540" w:hanging="270"/>
-      </w:pPr>
-    </w:lvl>
-  </w:abstractNum>
-  <w:num w:numId="11">
-    <w:abstractNumId w:val="10"/>
-  </w:num>
-  <w:abstractNum w:abstractNumId="11">
-    <w:multiLevelType w:val="singleLevel"/>
-    <w:lvl w:ilvl="0">
-      <w:start w:val="1"/>
-      <w:numFmt w:val="decimal"/>
-      <w:lvlText w:val="%1."/>
-      <w:lvlJc w:val="left"/>
-      <w:pPr>
-        <w:tabs>
-          <w:tab w:val="num" w:pos="540"/>
-        </w:tabs>
-        <w:ind w:left="540" w:hanging="270"/>
-      </w:pPr>
-    </w:lvl>
-  </w:abstractNum>
-  <w:num w:numId="12">
-    <w:abstractNumId w:val="11"/>
-  </w:num>
 </w:numbering>
 </file>
 
@@ -734,7 +559,7 @@
   <w:docDefaults>
     <w:rPrDefault>
       <w:rPr>
-        <w:rFonts w:asciiTheme="minorHAnsi" w:eastAsiaTheme="minorEastAsia" w:hAnsiTheme="minorHAnsi" w:cstheme="minorBidi"/>
+        <w:rFonts/>
         <w:sz w:val="22"/>
         <w:szCs w:val="22"/>
         <w:lang w:val="en-US" w:eastAsia="en-US" w:bidi="ar-SA"/>
@@ -890,12 +715,13 @@
     <w:qFormat/>
     <w:rsid w:val="00FC693F"/>
     <w:pPr>
-      <w:widowControl/>
-      <w:spacing w:before="0" w:after="120" w:line="300" w:lineRule="auto"/>
+      <w:spacing w:after="120" w:line="259" w:lineRule="auto"/>
     </w:pPr>
     <w:rPr>
-      <w:rFonts w:ascii="Calibri" w:hAnsi="Calibri" w:cs="Calibri"/>
-      <w:sz w:val="22"/>
+      <w:rFonts w:ascii="Times New Roman" w:hAnsi="Times New Roman"/>
+      <w:color w:val="000000"/>
+      <w:sz w:val="24"/>
+      <w:lang w:val="ru-RU"/>
     </w:rPr>
   </w:style>
   <w:style w:type="paragraph" w:styleId="Header">
@@ -953,16 +779,17 @@
     <w:pPr>
       <w:keepNext/>
       <w:keepLines/>
-      <w:spacing w:before="360" w:after="200"/>
+      <w:spacing w:before="480" w:after="120" w:line="259" w:lineRule="auto"/>
       <w:outlineLvl w:val="0"/>
     </w:pPr>
     <w:rPr>
-      <w:rFonts w:asciiTheme="majorHAnsi" w:eastAsiaTheme="majorEastAsia" w:hAnsiTheme="majorHAnsi" w:cstheme="majorBidi" w:ascii="Calibri" w:hAnsi="Calibri" w:cs="Calibri"/>
+      <w:rFonts w:ascii="Times New Roman" w:hAnsi="Times New Roman"/>
       <w:b/>
       <w:bCs/>
-      <w:color w:val="2E74B5"/>
-      <w:sz w:val="32"/>
+      <w:color w:val="000000"/>
+      <w:sz w:val="26"/>
       <w:szCs w:val="28"/>
+      <w:lang w:val="ru-RU"/>
     </w:rPr>
   </w:style>
   <w:style w:type="paragraph" w:styleId="Heading2">
@@ -977,16 +804,17 @@
     <w:pPr>
       <w:keepNext/>
       <w:keepLines/>
-      <w:spacing w:before="280" w:after="140"/>
+      <w:spacing w:before="200" w:after="120" w:line="259" w:lineRule="auto"/>
       <w:outlineLvl w:val="1"/>
     </w:pPr>
     <w:rPr>
-      <w:rFonts w:asciiTheme="majorHAnsi" w:eastAsiaTheme="majorEastAsia" w:hAnsiTheme="majorHAnsi" w:cstheme="majorBidi" w:ascii="Calibri" w:hAnsi="Calibri" w:cs="Calibri"/>
+      <w:rFonts w:ascii="Times New Roman" w:hAnsi="Times New Roman"/>
       <w:b/>
       <w:bCs/>
-      <w:color w:val="2E74B5"/>
+      <w:color w:val="000000"/>
       <w:sz w:val="26"/>
       <w:szCs w:val="26"/>
+      <w:lang w:val="ru-RU"/>
     </w:rPr>
   </w:style>
   <w:style w:type="paragraph" w:styleId="Heading3">
@@ -1001,15 +829,14 @@
     <w:pPr>
       <w:keepNext/>
       <w:keepLines/>
-      <w:spacing w:before="200" w:after="100"/>
+      <w:spacing w:before="200" w:after="0"/>
       <w:outlineLvl w:val="2"/>
     </w:pPr>
     <w:rPr>
-      <w:rFonts w:asciiTheme="majorHAnsi" w:eastAsiaTheme="majorEastAsia" w:hAnsiTheme="majorHAnsi" w:cstheme="majorBidi" w:ascii="Calibri" w:hAnsi="Calibri" w:cs="Calibri"/>
+      <w:rFonts/>
       <w:b/>
       <w:bCs/>
-      <w:color w:val="1F4D78"/>
-      <w:sz w:val="24"/>
+      <w:color w:val="4F81BD" w:themeColor="accent1"/>
     </w:rPr>
   </w:style>
   <w:style w:type="paragraph" w:styleId="Heading4">
@@ -1029,7 +856,7 @@
       <w:outlineLvl w:val="3"/>
     </w:pPr>
     <w:rPr>
-      <w:rFonts w:asciiTheme="majorHAnsi" w:eastAsiaTheme="majorEastAsia" w:hAnsiTheme="majorHAnsi" w:cstheme="majorBidi"/>
+      <w:rFonts/>
       <w:b/>
       <w:bCs/>
       <w:i/>
@@ -1054,7 +881,7 @@
       <w:outlineLvl w:val="4"/>
     </w:pPr>
     <w:rPr>
-      <w:rFonts w:asciiTheme="majorHAnsi" w:eastAsiaTheme="majorEastAsia" w:hAnsiTheme="majorHAnsi" w:cstheme="majorBidi"/>
+      <w:rFonts/>
       <w:color w:val="243F60" w:themeColor="accent1" w:themeShade="7F"/>
     </w:rPr>
   </w:style>
@@ -1075,7 +902,7 @@
       <w:outlineLvl w:val="5"/>
     </w:pPr>
     <w:rPr>
-      <w:rFonts w:asciiTheme="majorHAnsi" w:eastAsiaTheme="majorEastAsia" w:hAnsiTheme="majorHAnsi" w:cstheme="majorBidi"/>
+      <w:rFonts/>
       <w:i/>
       <w:iCs/>
       <w:color w:val="243F60" w:themeColor="accent1" w:themeShade="7F"/>
@@ -1098,7 +925,7 @@
       <w:outlineLvl w:val="6"/>
     </w:pPr>
     <w:rPr>
-      <w:rFonts w:asciiTheme="majorHAnsi" w:eastAsiaTheme="majorEastAsia" w:hAnsiTheme="majorHAnsi" w:cstheme="majorBidi"/>
+      <w:rFonts/>
       <w:i/>
       <w:iCs/>
       <w:color w:val="404040" w:themeColor="text1" w:themeTint="BF"/>
@@ -1121,7 +948,7 @@
       <w:outlineLvl w:val="7"/>
     </w:pPr>
     <w:rPr>
-      <w:rFonts w:asciiTheme="majorHAnsi" w:eastAsiaTheme="majorEastAsia" w:hAnsiTheme="majorHAnsi" w:cstheme="majorBidi"/>
+      <w:rFonts/>
       <w:color w:val="4F81BD" w:themeColor="accent1"/>
       <w:sz w:val="20"/>
       <w:szCs w:val="20"/>
@@ -1144,7 +971,7 @@
       <w:outlineLvl w:val="8"/>
     </w:pPr>
     <w:rPr>
-      <w:rFonts w:asciiTheme="majorHAnsi" w:eastAsiaTheme="majorEastAsia" w:hAnsiTheme="majorHAnsi" w:cstheme="majorBidi"/>
+      <w:rFonts/>
       <w:i/>
       <w:iCs/>
       <w:color w:val="404040" w:themeColor="text1" w:themeTint="BF"/>
@@ -1195,7 +1022,7 @@
     <w:uiPriority w:val="9"/>
     <w:rsid w:val="00FC693F"/>
     <w:rPr>
-      <w:rFonts w:asciiTheme="majorHAnsi" w:eastAsiaTheme="majorEastAsia" w:hAnsiTheme="majorHAnsi" w:cstheme="majorBidi"/>
+      <w:rFonts/>
       <w:b/>
       <w:bCs/>
       <w:color w:val="365F91" w:themeColor="accent1" w:themeShade="BF"/>
@@ -1210,7 +1037,7 @@
     <w:uiPriority w:val="9"/>
     <w:rsid w:val="00FC693F"/>
     <w:rPr>
-      <w:rFonts w:asciiTheme="majorHAnsi" w:eastAsiaTheme="majorEastAsia" w:hAnsiTheme="majorHAnsi" w:cstheme="majorBidi"/>
+      <w:rFonts/>
       <w:b/>
       <w:bCs/>
       <w:color w:val="4F81BD" w:themeColor="accent1"/>
@@ -1225,7 +1052,7 @@
     <w:uiPriority w:val="9"/>
     <w:rsid w:val="00FC693F"/>
     <w:rPr>
-      <w:rFonts w:asciiTheme="majorHAnsi" w:eastAsiaTheme="majorEastAsia" w:hAnsiTheme="majorHAnsi" w:cstheme="majorBidi"/>
+      <w:rFonts/>
       <w:b/>
       <w:bCs/>
       <w:color w:val="4F81BD" w:themeColor="accent1"/>
@@ -1240,19 +1067,17 @@
     <w:qFormat/>
     <w:rsid w:val="00FC693F"/>
     <w:pPr>
-      <w:pBdr>
-        <w:bottom w:val="single" w:sz="8" w:space="4" w:color="4F81BD" w:themeColor="accent1"/>
-      </w:pBdr>
-      <w:spacing w:after="300" w:line="240" w:lineRule="auto"/>
+      <w:spacing w:after="120" w:line="259" w:lineRule="auto"/>
       <w:contextualSpacing/>
     </w:pPr>
     <w:rPr>
-      <w:rFonts w:asciiTheme="majorHAnsi" w:eastAsiaTheme="majorEastAsia" w:hAnsiTheme="majorHAnsi" w:cstheme="majorBidi"/>
-      <w:color w:val="17365D" w:themeColor="text2" w:themeShade="BF"/>
+      <w:rFonts w:ascii="Times New Roman" w:hAnsi="Times New Roman"/>
+      <w:color w:val="000000"/>
       <w:spacing w:val="5"/>
       <w:kern w:val="28"/>
-      <w:sz w:val="52"/>
+      <w:sz w:val="40"/>
       <w:szCs w:val="52"/>
+      <w:lang w:val="ru-RU"/>
     </w:rPr>
   </w:style>
   <w:style w:type="character" w:customStyle="1" w:styleId="TitleChar">
@@ -1262,7 +1087,7 @@
     <w:uiPriority w:val="10"/>
     <w:rsid w:val="00FC693F"/>
     <w:rPr>
-      <w:rFonts w:asciiTheme="majorHAnsi" w:eastAsiaTheme="majorEastAsia" w:hAnsiTheme="majorHAnsi" w:cstheme="majorBidi"/>
+      <w:rFonts/>
       <w:color w:val="17365D" w:themeColor="text2" w:themeShade="BF"/>
       <w:spacing w:val="5"/>
       <w:kern w:val="28"/>
@@ -1284,7 +1109,7 @@
       </w:numPr>
     </w:pPr>
     <w:rPr>
-      <w:rFonts w:asciiTheme="majorHAnsi" w:eastAsiaTheme="majorEastAsia" w:hAnsiTheme="majorHAnsi" w:cstheme="majorBidi"/>
+      <w:rFonts/>
       <w:i/>
       <w:iCs/>
       <w:color w:val="4F81BD" w:themeColor="accent1"/>
@@ -1300,7 +1125,7 @@
     <w:uiPriority w:val="11"/>
     <w:rsid w:val="00FC693F"/>
     <w:rPr>
-      <w:rFonts w:asciiTheme="majorHAnsi" w:eastAsiaTheme="majorEastAsia" w:hAnsiTheme="majorHAnsi" w:cstheme="majorBidi"/>
+      <w:rFonts/>
       <w:i/>
       <w:iCs/>
       <w:color w:val="4F81BD" w:themeColor="accent1"/>
@@ -1425,8 +1250,15 @@
       <w:numPr>
         <w:numId w:val="1"/>
       </w:numPr>
+      <w:spacing w:after="120" w:line="259" w:lineRule="auto"/>
       <w:contextualSpacing/>
     </w:pPr>
+    <w:rPr>
+      <w:rFonts w:ascii="Times New Roman" w:hAnsi="Times New Roman"/>
+      <w:color w:val="000000"/>
+      <w:sz w:val="24"/>
+      <w:lang w:val="ru-RU"/>
+    </w:rPr>
   </w:style>
   <w:style w:type="paragraph" w:styleId="ListBullet2">
     <w:name w:val="List Bullet 2"/>
@@ -1598,7 +1430,7 @@
     <w:semiHidden/>
     <w:rsid w:val="00FC693F"/>
     <w:rPr>
-      <w:rFonts w:asciiTheme="majorHAnsi" w:eastAsiaTheme="majorEastAsia" w:hAnsiTheme="majorHAnsi" w:cstheme="majorBidi"/>
+      <w:rFonts/>
       <w:b/>
       <w:bCs/>
       <w:i/>
@@ -1614,7 +1446,7 @@
     <w:semiHidden/>
     <w:rsid w:val="00FC693F"/>
     <w:rPr>
-      <w:rFonts w:asciiTheme="majorHAnsi" w:eastAsiaTheme="majorEastAsia" w:hAnsiTheme="majorHAnsi" w:cstheme="majorBidi"/>
+      <w:rFonts/>
       <w:color w:val="243F60" w:themeColor="accent1" w:themeShade="7F"/>
     </w:rPr>
   </w:style>
@@ -1626,7 +1458,7 @@
     <w:semiHidden/>
     <w:rsid w:val="00FC693F"/>
     <w:rPr>
-      <w:rFonts w:asciiTheme="majorHAnsi" w:eastAsiaTheme="majorEastAsia" w:hAnsiTheme="majorHAnsi" w:cstheme="majorBidi"/>
+      <w:rFonts/>
       <w:i/>
       <w:iCs/>
       <w:color w:val="243F60" w:themeColor="accent1" w:themeShade="7F"/>
@@ -1640,7 +1472,7 @@
     <w:semiHidden/>
     <w:rsid w:val="00FC693F"/>
     <w:rPr>
-      <w:rFonts w:asciiTheme="majorHAnsi" w:eastAsiaTheme="majorEastAsia" w:hAnsiTheme="majorHAnsi" w:cstheme="majorBidi"/>
+      <w:rFonts/>
       <w:i/>
       <w:iCs/>
       <w:color w:val="404040" w:themeColor="text1" w:themeTint="BF"/>
@@ -1654,7 +1486,7 @@
     <w:semiHidden/>
     <w:rsid w:val="00FC693F"/>
     <w:rPr>
-      <w:rFonts w:asciiTheme="majorHAnsi" w:eastAsiaTheme="majorEastAsia" w:hAnsiTheme="majorHAnsi" w:cstheme="majorBidi"/>
+      <w:rFonts/>
       <w:color w:val="4F81BD" w:themeColor="accent1"/>
       <w:sz w:val="20"/>
       <w:szCs w:val="20"/>
@@ -1668,7 +1500,7 @@
     <w:semiHidden/>
     <w:rsid w:val="00FC693F"/>
     <w:rPr>
-      <w:rFonts w:asciiTheme="majorHAnsi" w:eastAsiaTheme="majorEastAsia" w:hAnsiTheme="majorHAnsi" w:cstheme="majorBidi"/>
+      <w:rFonts/>
       <w:i/>
       <w:iCs/>
       <w:color w:val="404040" w:themeColor="text1" w:themeTint="BF"/>
@@ -1727,9 +1559,6 @@
     <w:qFormat/>
     <w:rsid w:val="00FC693F"/>
     <w:pPr>
-      <w:pBdr>
-        <w:bottom w:val="single" w:sz="4" w:space="4" w:color="4F81BD" w:themeColor="accent1"/>
-      </w:pBdr>
       <w:spacing w:before="200" w:after="280"/>
       <w:ind w:left="936" w:right="936"/>
     </w:pPr>
@@ -3257,7 +3086,7 @@
         <w:spacing w:before="0" w:after="0" w:line="240" w:lineRule="auto"/>
       </w:pPr>
       <w:rPr>
-        <w:rFonts w:asciiTheme="majorHAnsi" w:eastAsiaTheme="majorEastAsia" w:hAnsiTheme="majorHAnsi" w:cstheme="majorBidi"/>
+        <w:rFonts/>
         <w:b/>
         <w:bCs/>
       </w:rPr>
@@ -3278,7 +3107,7 @@
         <w:spacing w:before="0" w:after="0" w:line="240" w:lineRule="auto"/>
       </w:pPr>
       <w:rPr>
-        <w:rFonts w:asciiTheme="majorHAnsi" w:eastAsiaTheme="majorEastAsia" w:hAnsiTheme="majorHAnsi" w:cstheme="majorBidi"/>
+        <w:rFonts/>
         <w:b/>
         <w:bCs/>
       </w:rPr>
@@ -3296,14 +3125,14 @@
     </w:tblStylePr>
     <w:tblStylePr w:type="firstCol">
       <w:rPr>
-        <w:rFonts w:asciiTheme="majorHAnsi" w:eastAsiaTheme="majorEastAsia" w:hAnsiTheme="majorHAnsi" w:cstheme="majorBidi"/>
+        <w:rFonts/>
         <w:b/>
         <w:bCs/>
       </w:rPr>
     </w:tblStylePr>
     <w:tblStylePr w:type="lastCol">
       <w:rPr>
-        <w:rFonts w:asciiTheme="majorHAnsi" w:eastAsiaTheme="majorEastAsia" w:hAnsiTheme="majorHAnsi" w:cstheme="majorBidi"/>
+        <w:rFonts/>
         <w:b/>
         <w:bCs/>
       </w:rPr>
@@ -3387,7 +3216,7 @@
         <w:spacing w:before="0" w:after="0" w:line="240" w:lineRule="auto"/>
       </w:pPr>
       <w:rPr>
-        <w:rFonts w:asciiTheme="majorHAnsi" w:eastAsiaTheme="majorEastAsia" w:hAnsiTheme="majorHAnsi" w:cstheme="majorBidi"/>
+        <w:rFonts/>
         <w:b/>
         <w:bCs/>
       </w:rPr>
@@ -3408,7 +3237,7 @@
         <w:spacing w:before="0" w:after="0" w:line="240" w:lineRule="auto"/>
       </w:pPr>
       <w:rPr>
-        <w:rFonts w:asciiTheme="majorHAnsi" w:eastAsiaTheme="majorEastAsia" w:hAnsiTheme="majorHAnsi" w:cstheme="majorBidi"/>
+        <w:rFonts/>
         <w:b/>
         <w:bCs/>
       </w:rPr>
@@ -3426,14 +3255,14 @@
     </w:tblStylePr>
     <w:tblStylePr w:type="firstCol">
       <w:rPr>
-        <w:rFonts w:asciiTheme="majorHAnsi" w:eastAsiaTheme="majorEastAsia" w:hAnsiTheme="majorHAnsi" w:cstheme="majorBidi"/>
+        <w:rFonts/>
         <w:b/>
         <w:bCs/>
       </w:rPr>
     </w:tblStylePr>
     <w:tblStylePr w:type="lastCol">
       <w:rPr>
-        <w:rFonts w:asciiTheme="majorHAnsi" w:eastAsiaTheme="majorEastAsia" w:hAnsiTheme="majorHAnsi" w:cstheme="majorBidi"/>
+        <w:rFonts/>
         <w:b/>
         <w:bCs/>
       </w:rPr>
@@ -3517,7 +3346,7 @@
         <w:spacing w:before="0" w:after="0" w:line="240" w:lineRule="auto"/>
       </w:pPr>
       <w:rPr>
-        <w:rFonts w:asciiTheme="majorHAnsi" w:eastAsiaTheme="majorEastAsia" w:hAnsiTheme="majorHAnsi" w:cstheme="majorBidi"/>
+        <w:rFonts/>
         <w:b/>
         <w:bCs/>
       </w:rPr>
@@ -3538,7 +3367,7 @@
         <w:spacing w:before="0" w:after="0" w:line="240" w:lineRule="auto"/>
       </w:pPr>
       <w:rPr>
-        <w:rFonts w:asciiTheme="majorHAnsi" w:eastAsiaTheme="majorEastAsia" w:hAnsiTheme="majorHAnsi" w:cstheme="majorBidi"/>
+        <w:rFonts/>
         <w:b/>
         <w:bCs/>
       </w:rPr>
@@ -3556,14 +3385,14 @@
     </w:tblStylePr>
     <w:tblStylePr w:type="firstCol">
       <w:rPr>
-        <w:rFonts w:asciiTheme="majorHAnsi" w:eastAsiaTheme="majorEastAsia" w:hAnsiTheme="majorHAnsi" w:cstheme="majorBidi"/>
+        <w:rFonts/>
         <w:b/>
         <w:bCs/>
       </w:rPr>
     </w:tblStylePr>
     <w:tblStylePr w:type="lastCol">
       <w:rPr>
-        <w:rFonts w:asciiTheme="majorHAnsi" w:eastAsiaTheme="majorEastAsia" w:hAnsiTheme="majorHAnsi" w:cstheme="majorBidi"/>
+        <w:rFonts/>
         <w:b/>
         <w:bCs/>
       </w:rPr>
@@ -3647,7 +3476,7 @@
         <w:spacing w:before="0" w:after="0" w:line="240" w:lineRule="auto"/>
       </w:pPr>
       <w:rPr>
-        <w:rFonts w:asciiTheme="majorHAnsi" w:eastAsiaTheme="majorEastAsia" w:hAnsiTheme="majorHAnsi" w:cstheme="majorBidi"/>
+        <w:rFonts/>
         <w:b/>
         <w:bCs/>
       </w:rPr>
@@ -3668,7 +3497,7 @@
         <w:spacing w:before="0" w:after="0" w:line="240" w:lineRule="auto"/>
       </w:pPr>
       <w:rPr>
-        <w:rFonts w:asciiTheme="majorHAnsi" w:eastAsiaTheme="majorEastAsia" w:hAnsiTheme="majorHAnsi" w:cstheme="majorBidi"/>
+        <w:rFonts/>
         <w:b/>
         <w:bCs/>
       </w:rPr>
@@ -3686,14 +3515,14 @@
     </w:tblStylePr>
     <w:tblStylePr w:type="firstCol">
       <w:rPr>
-        <w:rFonts w:asciiTheme="majorHAnsi" w:eastAsiaTheme="majorEastAsia" w:hAnsiTheme="majorHAnsi" w:cstheme="majorBidi"/>
+        <w:rFonts/>
         <w:b/>
         <w:bCs/>
       </w:rPr>
     </w:tblStylePr>
     <w:tblStylePr w:type="lastCol">
       <w:rPr>
-        <w:rFonts w:asciiTheme="majorHAnsi" w:eastAsiaTheme="majorEastAsia" w:hAnsiTheme="majorHAnsi" w:cstheme="majorBidi"/>
+        <w:rFonts/>
         <w:b/>
         <w:bCs/>
       </w:rPr>
@@ -3777,7 +3606,7 @@
         <w:spacing w:before="0" w:after="0" w:line="240" w:lineRule="auto"/>
       </w:pPr>
       <w:rPr>
-        <w:rFonts w:asciiTheme="majorHAnsi" w:eastAsiaTheme="majorEastAsia" w:hAnsiTheme="majorHAnsi" w:cstheme="majorBidi"/>
+        <w:rFonts/>
         <w:b/>
         <w:bCs/>
       </w:rPr>
@@ -3798,7 +3627,7 @@
         <w:spacing w:before="0" w:after="0" w:line="240" w:lineRule="auto"/>
       </w:pPr>
       <w:rPr>
-        <w:rFonts w:asciiTheme="majorHAnsi" w:eastAsiaTheme="majorEastAsia" w:hAnsiTheme="majorHAnsi" w:cstheme="majorBidi"/>
+        <w:rFonts/>
         <w:b/>
         <w:bCs/>
       </w:rPr>
@@ -3816,14 +3645,14 @@
     </w:tblStylePr>
     <w:tblStylePr w:type="firstCol">
       <w:rPr>
-        <w:rFonts w:asciiTheme="majorHAnsi" w:eastAsiaTheme="majorEastAsia" w:hAnsiTheme="majorHAnsi" w:cstheme="majorBidi"/>
+        <w:rFonts/>
         <w:b/>
         <w:bCs/>
       </w:rPr>
     </w:tblStylePr>
     <w:tblStylePr w:type="lastCol">
       <w:rPr>
-        <w:rFonts w:asciiTheme="majorHAnsi" w:eastAsiaTheme="majorEastAsia" w:hAnsiTheme="majorHAnsi" w:cstheme="majorBidi"/>
+        <w:rFonts/>
         <w:b/>
         <w:bCs/>
       </w:rPr>
@@ -3907,7 +3736,7 @@
         <w:spacing w:before="0" w:after="0" w:line="240" w:lineRule="auto"/>
       </w:pPr>
       <w:rPr>
-        <w:rFonts w:asciiTheme="majorHAnsi" w:eastAsiaTheme="majorEastAsia" w:hAnsiTheme="majorHAnsi" w:cstheme="majorBidi"/>
+        <w:rFonts/>
         <w:b/>
         <w:bCs/>
       </w:rPr>
@@ -3928,7 +3757,7 @@
         <w:spacing w:before="0" w:after="0" w:line="240" w:lineRule="auto"/>
       </w:pPr>
       <w:rPr>
-        <w:rFonts w:asciiTheme="majorHAnsi" w:eastAsiaTheme="majorEastAsia" w:hAnsiTheme="majorHAnsi" w:cstheme="majorBidi"/>
+        <w:rFonts/>
         <w:b/>
         <w:bCs/>
       </w:rPr>
@@ -3946,14 +3775,14 @@
     </w:tblStylePr>
     <w:tblStylePr w:type="firstCol">
       <w:rPr>
-        <w:rFonts w:asciiTheme="majorHAnsi" w:eastAsiaTheme="majorEastAsia" w:hAnsiTheme="majorHAnsi" w:cstheme="majorBidi"/>
+        <w:rFonts/>
         <w:b/>
         <w:bCs/>
       </w:rPr>
     </w:tblStylePr>
     <w:tblStylePr w:type="lastCol">
       <w:rPr>
-        <w:rFonts w:asciiTheme="majorHAnsi" w:eastAsiaTheme="majorEastAsia" w:hAnsiTheme="majorHAnsi" w:cstheme="majorBidi"/>
+        <w:rFonts/>
         <w:b/>
         <w:bCs/>
       </w:rPr>
@@ -4037,7 +3866,7 @@
         <w:spacing w:before="0" w:after="0" w:line="240" w:lineRule="auto"/>
       </w:pPr>
       <w:rPr>
-        <w:rFonts w:asciiTheme="majorHAnsi" w:eastAsiaTheme="majorEastAsia" w:hAnsiTheme="majorHAnsi" w:cstheme="majorBidi"/>
+        <w:rFonts/>
         <w:b/>
         <w:bCs/>
       </w:rPr>
@@ -4058,7 +3887,7 @@
         <w:spacing w:before="0" w:after="0" w:line="240" w:lineRule="auto"/>
       </w:pPr>
       <w:rPr>
-        <w:rFonts w:asciiTheme="majorHAnsi" w:eastAsiaTheme="majorEastAsia" w:hAnsiTheme="majorHAnsi" w:cstheme="majorBidi"/>
+        <w:rFonts/>
         <w:b/>
         <w:bCs/>
       </w:rPr>
@@ -4076,14 +3905,14 @@
     </w:tblStylePr>
     <w:tblStylePr w:type="firstCol">
       <w:rPr>
-        <w:rFonts w:asciiTheme="majorHAnsi" w:eastAsiaTheme="majorEastAsia" w:hAnsiTheme="majorHAnsi" w:cstheme="majorBidi"/>
+        <w:rFonts/>
         <w:b/>
         <w:bCs/>
       </w:rPr>
     </w:tblStylePr>
     <w:tblStylePr w:type="lastCol">
       <w:rPr>
-        <w:rFonts w:asciiTheme="majorHAnsi" w:eastAsiaTheme="majorEastAsia" w:hAnsiTheme="majorHAnsi" w:cstheme="majorBidi"/>
+        <w:rFonts/>
         <w:b/>
         <w:bCs/>
       </w:rPr>
@@ -5948,7 +5777,7 @@
     </w:tblPr>
     <w:tblStylePr w:type="firstRow">
       <w:rPr>
-        <w:rFonts w:asciiTheme="majorHAnsi" w:eastAsiaTheme="majorEastAsia" w:hAnsiTheme="majorHAnsi" w:cstheme="majorBidi"/>
+        <w:rFonts/>
       </w:rPr>
       <w:tblPr/>
       <w:tcPr>
@@ -6032,7 +5861,7 @@
     </w:tblPr>
     <w:tblStylePr w:type="firstRow">
       <w:rPr>
-        <w:rFonts w:asciiTheme="majorHAnsi" w:eastAsiaTheme="majorEastAsia" w:hAnsiTheme="majorHAnsi" w:cstheme="majorBidi"/>
+        <w:rFonts/>
       </w:rPr>
       <w:tblPr/>
       <w:tcPr>
@@ -6116,7 +5945,7 @@
     </w:tblPr>
     <w:tblStylePr w:type="firstRow">
       <w:rPr>
-        <w:rFonts w:asciiTheme="majorHAnsi" w:eastAsiaTheme="majorEastAsia" w:hAnsiTheme="majorHAnsi" w:cstheme="majorBidi"/>
+        <w:rFonts/>
       </w:rPr>
       <w:tblPr/>
       <w:tcPr>
@@ -6200,7 +6029,7 @@
     </w:tblPr>
     <w:tblStylePr w:type="firstRow">
       <w:rPr>
-        <w:rFonts w:asciiTheme="majorHAnsi" w:eastAsiaTheme="majorEastAsia" w:hAnsiTheme="majorHAnsi" w:cstheme="majorBidi"/>
+        <w:rFonts/>
       </w:rPr>
       <w:tblPr/>
       <w:tcPr>
@@ -6284,7 +6113,7 @@
     </w:tblPr>
     <w:tblStylePr w:type="firstRow">
       <w:rPr>
-        <w:rFonts w:asciiTheme="majorHAnsi" w:eastAsiaTheme="majorEastAsia" w:hAnsiTheme="majorHAnsi" w:cstheme="majorBidi"/>
+        <w:rFonts/>
       </w:rPr>
       <w:tblPr/>
       <w:tcPr>
@@ -6368,7 +6197,7 @@
     </w:tblPr>
     <w:tblStylePr w:type="firstRow">
       <w:rPr>
-        <w:rFonts w:asciiTheme="majorHAnsi" w:eastAsiaTheme="majorEastAsia" w:hAnsiTheme="majorHAnsi" w:cstheme="majorBidi"/>
+        <w:rFonts/>
       </w:rPr>
       <w:tblPr/>
       <w:tcPr>
@@ -6452,7 +6281,7 @@
     </w:tblPr>
     <w:tblStylePr w:type="firstRow">
       <w:rPr>
-        <w:rFonts w:asciiTheme="majorHAnsi" w:eastAsiaTheme="majorEastAsia" w:hAnsiTheme="majorHAnsi" w:cstheme="majorBidi"/>
+        <w:rFonts/>
       </w:rPr>
       <w:tblPr/>
       <w:tcPr>
@@ -6517,7 +6346,7 @@
       <w:spacing w:after="0" w:line="240" w:lineRule="auto"/>
     </w:pPr>
     <w:rPr>
-      <w:rFonts w:asciiTheme="majorHAnsi" w:eastAsiaTheme="majorEastAsia" w:hAnsiTheme="majorHAnsi" w:cstheme="majorBidi"/>
+      <w:rFonts/>
       <w:color w:val="000000" w:themeColor="text1"/>
     </w:rPr>
     <w:tblPr>
@@ -6645,7 +6474,7 @@
       <w:spacing w:after="0" w:line="240" w:lineRule="auto"/>
     </w:pPr>
     <w:rPr>
-      <w:rFonts w:asciiTheme="majorHAnsi" w:eastAsiaTheme="majorEastAsia" w:hAnsiTheme="majorHAnsi" w:cstheme="majorBidi"/>
+      <w:rFonts/>
       <w:color w:val="000000" w:themeColor="text1"/>
     </w:rPr>
     <w:tblPr>
@@ -6773,7 +6602,7 @@
       <w:spacing w:after="0" w:line="240" w:lineRule="auto"/>
     </w:pPr>
     <w:rPr>
-      <w:rFonts w:asciiTheme="majorHAnsi" w:eastAsiaTheme="majorEastAsia" w:hAnsiTheme="majorHAnsi" w:cstheme="majorBidi"/>
+      <w:rFonts/>
       <w:color w:val="000000" w:themeColor="text1"/>
     </w:rPr>
     <w:tblPr>
@@ -6901,7 +6730,7 @@
       <w:spacing w:after="0" w:line="240" w:lineRule="auto"/>
     </w:pPr>
     <w:rPr>
-      <w:rFonts w:asciiTheme="majorHAnsi" w:eastAsiaTheme="majorEastAsia" w:hAnsiTheme="majorHAnsi" w:cstheme="majorBidi"/>
+      <w:rFonts/>
       <w:color w:val="000000" w:themeColor="text1"/>
     </w:rPr>
     <w:tblPr>
@@ -7029,7 +6858,7 @@
       <w:spacing w:after="0" w:line="240" w:lineRule="auto"/>
     </w:pPr>
     <w:rPr>
-      <w:rFonts w:asciiTheme="majorHAnsi" w:eastAsiaTheme="majorEastAsia" w:hAnsiTheme="majorHAnsi" w:cstheme="majorBidi"/>
+      <w:rFonts/>
       <w:color w:val="000000" w:themeColor="text1"/>
     </w:rPr>
     <w:tblPr>
@@ -7157,7 +6986,7 @@
       <w:spacing w:after="0" w:line="240" w:lineRule="auto"/>
     </w:pPr>
     <w:rPr>
-      <w:rFonts w:asciiTheme="majorHAnsi" w:eastAsiaTheme="majorEastAsia" w:hAnsiTheme="majorHAnsi" w:cstheme="majorBidi"/>
+      <w:rFonts/>
       <w:color w:val="000000" w:themeColor="text1"/>
     </w:rPr>
     <w:tblPr>
@@ -7285,7 +7114,7 @@
       <w:spacing w:after="0" w:line="240" w:lineRule="auto"/>
     </w:pPr>
     <w:rPr>
-      <w:rFonts w:asciiTheme="majorHAnsi" w:eastAsiaTheme="majorEastAsia" w:hAnsiTheme="majorHAnsi" w:cstheme="majorBidi"/>
+      <w:rFonts/>
       <w:color w:val="000000" w:themeColor="text1"/>
     </w:rPr>
     <w:tblPr>
@@ -7924,7 +7753,7 @@
       <w:spacing w:after="0" w:line="240" w:lineRule="auto"/>
     </w:pPr>
     <w:rPr>
-      <w:rFonts w:asciiTheme="majorHAnsi" w:eastAsiaTheme="majorEastAsia" w:hAnsiTheme="majorHAnsi" w:cstheme="majorBidi"/>
+      <w:rFonts/>
       <w:color w:val="000000" w:themeColor="text1"/>
     </w:rPr>
     <w:tblPr>
@@ -8049,7 +7878,7 @@
       <w:spacing w:after="0" w:line="240" w:lineRule="auto"/>
     </w:pPr>
     <w:rPr>
-      <w:rFonts w:asciiTheme="majorHAnsi" w:eastAsiaTheme="majorEastAsia" w:hAnsiTheme="majorHAnsi" w:cstheme="majorBidi"/>
+      <w:rFonts/>
       <w:color w:val="000000" w:themeColor="text1"/>
     </w:rPr>
     <w:tblPr>
@@ -8174,7 +8003,7 @@
       <w:spacing w:after="0" w:line="240" w:lineRule="auto"/>
     </w:pPr>
     <w:rPr>
-      <w:rFonts w:asciiTheme="majorHAnsi" w:eastAsiaTheme="majorEastAsia" w:hAnsiTheme="majorHAnsi" w:cstheme="majorBidi"/>
+      <w:rFonts/>
       <w:color w:val="000000" w:themeColor="text1"/>
     </w:rPr>
     <w:tblPr>
@@ -8299,7 +8128,7 @@
       <w:spacing w:after="0" w:line="240" w:lineRule="auto"/>
     </w:pPr>
     <w:rPr>
-      <w:rFonts w:asciiTheme="majorHAnsi" w:eastAsiaTheme="majorEastAsia" w:hAnsiTheme="majorHAnsi" w:cstheme="majorBidi"/>
+      <w:rFonts/>
       <w:color w:val="000000" w:themeColor="text1"/>
     </w:rPr>
     <w:tblPr>
@@ -8424,7 +8253,7 @@
       <w:spacing w:after="0" w:line="240" w:lineRule="auto"/>
     </w:pPr>
     <w:rPr>
-      <w:rFonts w:asciiTheme="majorHAnsi" w:eastAsiaTheme="majorEastAsia" w:hAnsiTheme="majorHAnsi" w:cstheme="majorBidi"/>
+      <w:rFonts/>
       <w:color w:val="000000" w:themeColor="text1"/>
     </w:rPr>
     <w:tblPr>
@@ -8549,7 +8378,7 @@
       <w:spacing w:after="0" w:line="240" w:lineRule="auto"/>
     </w:pPr>
     <w:rPr>
-      <w:rFonts w:asciiTheme="majorHAnsi" w:eastAsiaTheme="majorEastAsia" w:hAnsiTheme="majorHAnsi" w:cstheme="majorBidi"/>
+      <w:rFonts/>
       <w:color w:val="000000" w:themeColor="text1"/>
     </w:rPr>
     <w:tblPr>
@@ -8674,7 +8503,7 @@
       <w:spacing w:after="0" w:line="240" w:lineRule="auto"/>
     </w:pPr>
     <w:rPr>
-      <w:rFonts w:asciiTheme="majorHAnsi" w:eastAsiaTheme="majorEastAsia" w:hAnsiTheme="majorHAnsi" w:cstheme="majorBidi"/>
+      <w:rFonts/>
       <w:color w:val="000000" w:themeColor="text1"/>
     </w:rPr>
     <w:tblPr>
